--- a/relatorio_gradientes_conjugados.docx
+++ b/relatorio_gradientes_conjugados.docx
@@ -746,7 +746,7 @@
     </w:p>
     <w:p>
       <w:r>
-        <w:t xml:space="preserve">O exemplo vib_string.m gera matrizes simétricas em todos os casos, mas nem todas são definidas positivas. Como o método dos Gradientes Conjugados tem garantia teórica para matrizes simétricas definidas positivas, os casos com menor autovalor negativo devem ser interpretados com cuidado. Nos casos k = 2π*33 e k = 2π*50, a matriz é definida positiva e o método converge em poucas iterações.</w:t>
+        <w:t xml:space="preserve">O exemplo vib_string.m gera matrizes simétricas em todos os casos, porém nem todas são definidas positivas. O método dos Gradientes Conjugados possui garantia teórica de convergência apenas para matrizes simétricas definidas positivas. Nos casos em que essa condição foi satisfeita (k = 2π*33 e k = 2π*50), o método convergiu em poucas iterações e reproduziu a solução direta com alta precisão. Nos demais casos, embora o algoritmo tenha produzido uma aproximação e reduzido o resíduo, esses resultados devem ser interpretados com cautela, pois a convergência não é garantida pela teoria.</w:t>
       </w:r>
     </w:p>
     <w:sectPr>
